--- a/docs/legal-2026-10/Политика конфиденциальности .docx
+++ b/docs/legal-2026-10/Политика конфиденциальности .docx
@@ -4402,7 +4402,7 @@
                 <w:szCs w:val="20"/>
                 <w:rtl w:val="0"/>
               </w:rPr>
-              <w:t xml:space="preserve">3</w:t>
+              <w:t xml:space="preserve">3.</w:t>
             </w:r>
           </w:p>
         </w:tc>
@@ -4745,7 +4745,7 @@
                 <w:szCs w:val="20"/>
                 <w:rtl w:val="0"/>
               </w:rPr>
-              <w:t xml:space="preserve">4</w:t>
+              <w:t xml:space="preserve">4.</w:t>
             </w:r>
           </w:p>
         </w:tc>
@@ -4860,6 +4860,639 @@
                 <w:rtl w:val="0"/>
               </w:rPr>
               <w:t xml:space="preserve">электронная почта;</w:t>
+            </w:r>
+          </w:p>
+        </w:tc>
+        <w:tc>
+          <w:tcPr>
+            <w:tcBorders>
+              <w:top w:color="000000" w:space="0" w:sz="4" w:val="single"/>
+              <w:left w:color="000000" w:space="0" w:sz="4" w:val="single"/>
+              <w:bottom w:color="000000" w:space="0" w:sz="4" w:val="single"/>
+              <w:right w:color="000000" w:space="0" w:sz="4" w:val="single"/>
+            </w:tcBorders>
+            <w:tcMar>
+              <w:top w:w="0.0" w:type="dxa"/>
+              <w:left w:w="115.0" w:type="dxa"/>
+              <w:bottom w:w="0.0" w:type="dxa"/>
+              <w:right w:w="115.0" w:type="dxa"/>
+            </w:tcMar>
+          </w:tcPr>
+          <w:p>
+            <w:pPr>
+              <w:jc w:val="center"/>
+              <w:rPr>
+                <w:sz w:val="20"/>
+                <w:szCs w:val="20"/>
+              </w:rPr>
+            </w:pPr>
+            <w:r>
+              <w:rPr>
+                <w:sz w:val="20"/>
+                <w:szCs w:val="20"/>
+                <w:rtl w:val="0"/>
+              </w:rPr>
+              <w:t xml:space="preserve">Автоматизированная</w:t>
+            </w:r>
+          </w:p>
+        </w:tc>
+        <w:tc>
+          <w:tcPr>
+            <w:tcBorders>
+              <w:top w:color="000000" w:space="0" w:sz="4" w:val="single"/>
+              <w:left w:color="000000" w:space="0" w:sz="4" w:val="single"/>
+              <w:bottom w:color="000000" w:space="0" w:sz="4" w:val="single"/>
+              <w:right w:color="000000" w:space="0" w:sz="4" w:val="single"/>
+            </w:tcBorders>
+            <w:tcMar>
+              <w:top w:w="0.0" w:type="dxa"/>
+              <w:left w:w="115.0" w:type="dxa"/>
+              <w:bottom w:w="0.0" w:type="dxa"/>
+              <w:right w:w="115.0" w:type="dxa"/>
+            </w:tcMar>
+          </w:tcPr>
+          <w:p>
+            <w:pPr>
+              <w:jc w:val="center"/>
+              <w:rPr>
+                <w:sz w:val="20"/>
+                <w:szCs w:val="20"/>
+              </w:rPr>
+            </w:pPr>
+            <w:r>
+              <w:rPr>
+                <w:sz w:val="20"/>
+                <w:szCs w:val="20"/>
+                <w:rtl w:val="0"/>
+              </w:rPr>
+              <w:t xml:space="preserve">Персональные данные обрабатываются до достижения цели обработки</w:t>
+            </w:r>
+          </w:p>
+        </w:tc>
+        <w:tc>
+          <w:tcPr>
+            <w:tcBorders>
+              <w:top w:color="000000" w:space="0" w:sz="4" w:val="single"/>
+              <w:left w:color="000000" w:space="0" w:sz="4" w:val="single"/>
+              <w:bottom w:color="000000" w:space="0" w:sz="4" w:val="single"/>
+              <w:right w:color="000000" w:space="0" w:sz="4" w:val="single"/>
+            </w:tcBorders>
+            <w:tcMar>
+              <w:top w:w="0.0" w:type="dxa"/>
+              <w:left w:w="115.0" w:type="dxa"/>
+              <w:bottom w:w="0.0" w:type="dxa"/>
+              <w:right w:w="115.0" w:type="dxa"/>
+            </w:tcMar>
+          </w:tcPr>
+          <w:p>
+            <w:pPr>
+              <w:jc w:val="center"/>
+              <w:rPr>
+                <w:sz w:val="20"/>
+                <w:szCs w:val="20"/>
+              </w:rPr>
+            </w:pPr>
+            <w:r>
+              <w:rPr>
+                <w:sz w:val="20"/>
+                <w:szCs w:val="20"/>
+                <w:rtl w:val="0"/>
+              </w:rPr>
+              <w:t xml:space="preserve">Персональные данные подлежат уничтожению по достижении целей обработки или в случае утраты необходимости в их достижении</w:t>
+            </w:r>
+          </w:p>
+        </w:tc>
+      </w:tr>
+      <w:tr>
+        <w:trPr>
+          <w:cantSplit w:val="0"/>
+          <w:tblHeader w:val="0"/>
+        </w:trPr>
+        <w:tc>
+          <w:tcPr>
+            <w:tcBorders>
+              <w:top w:color="000000" w:space="0" w:sz="4" w:val="single"/>
+              <w:left w:color="000000" w:space="0" w:sz="4" w:val="single"/>
+              <w:bottom w:color="000000" w:space="0" w:sz="4" w:val="single"/>
+              <w:right w:color="000000" w:space="0" w:sz="4" w:val="single"/>
+            </w:tcBorders>
+            <w:tcMar>
+              <w:top w:w="0.0" w:type="dxa"/>
+              <w:left w:w="115.0" w:type="dxa"/>
+              <w:bottom w:w="0.0" w:type="dxa"/>
+              <w:right w:w="115.0" w:type="dxa"/>
+            </w:tcMar>
+          </w:tcPr>
+          <w:p>
+            <w:pPr>
+              <w:pBdr>
+                <w:top w:space="0" w:sz="0" w:val="nil"/>
+                <w:left w:space="0" w:sz="0" w:val="nil"/>
+                <w:bottom w:space="0" w:sz="0" w:val="nil"/>
+                <w:right w:space="0" w:sz="0" w:val="nil"/>
+                <w:between w:space="0" w:sz="0" w:val="nil"/>
+              </w:pBdr>
+              <w:jc w:val="center"/>
+              <w:rPr>
+                <w:sz w:val="20"/>
+                <w:szCs w:val="20"/>
+              </w:rPr>
+            </w:pPr>
+            <w:r>
+              <w:rPr>
+                <w:sz w:val="20"/>
+                <w:szCs w:val="20"/>
+                <w:rtl w:val="0"/>
+              </w:rPr>
+              <w:t xml:space="preserve">5.</w:t>
+            </w:r>
+          </w:p>
+        </w:tc>
+        <w:tc>
+          <w:tcPr>
+            <w:tcBorders>
+              <w:top w:color="000000" w:space="0" w:sz="4" w:val="single"/>
+              <w:left w:color="000000" w:space="0" w:sz="4" w:val="single"/>
+              <w:bottom w:color="000000" w:space="0" w:sz="4" w:val="single"/>
+              <w:right w:color="000000" w:space="0" w:sz="4" w:val="single"/>
+            </w:tcBorders>
+            <w:tcMar>
+              <w:top w:w="0.0" w:type="dxa"/>
+              <w:left w:w="115.0" w:type="dxa"/>
+              <w:bottom w:w="0.0" w:type="dxa"/>
+              <w:right w:w="115.0" w:type="dxa"/>
+            </w:tcMar>
+          </w:tcPr>
+          <w:p>
+            <w:pPr>
+              <w:pBdr>
+                <w:top w:space="0" w:sz="0" w:val="nil"/>
+                <w:left w:space="0" w:sz="0" w:val="nil"/>
+                <w:bottom w:space="0" w:sz="0" w:val="nil"/>
+                <w:right w:space="0" w:sz="0" w:val="nil"/>
+                <w:between w:space="0" w:sz="0" w:val="nil"/>
+              </w:pBdr>
+              <w:jc w:val="center"/>
+              <w:rPr>
+                <w:b w:val="1"/>
+                <w:bCs w:val="1"/>
+                <w:sz w:val="20"/>
+                <w:szCs w:val="20"/>
+              </w:rPr>
+            </w:pPr>
+            <w:r>
+              <w:rPr>
+                <w:b w:val="1"/>
+                <w:bCs w:val="1"/>
+                <w:sz w:val="20"/>
+                <w:szCs w:val="20"/>
+                <w:rtl w:val="0"/>
+              </w:rPr>
+              <w:t xml:space="preserve">дистанционное оформление заказа на оказание информационных услуг Оператором</w:t>
+            </w:r>
+          </w:p>
+        </w:tc>
+        <w:tc>
+          <w:tcPr>
+            <w:tcBorders>
+              <w:top w:color="000000" w:space="0" w:sz="4" w:val="single"/>
+              <w:left w:color="000000" w:space="0" w:sz="4" w:val="single"/>
+              <w:bottom w:color="000000" w:space="0" w:sz="4" w:val="single"/>
+              <w:right w:color="000000" w:space="0" w:sz="4" w:val="single"/>
+            </w:tcBorders>
+            <w:tcMar>
+              <w:top w:w="0.0" w:type="dxa"/>
+              <w:left w:w="115.0" w:type="dxa"/>
+              <w:bottom w:w="0.0" w:type="dxa"/>
+              <w:right w:w="115.0" w:type="dxa"/>
+            </w:tcMar>
+          </w:tcPr>
+          <w:p>
+            <w:pPr>
+              <w:jc w:val="center"/>
+              <w:rPr>
+                <w:sz w:val="20"/>
+                <w:szCs w:val="20"/>
+              </w:rPr>
+            </w:pPr>
+            <w:r>
+              <w:rPr>
+                <w:sz w:val="20"/>
+                <w:szCs w:val="20"/>
+                <w:rtl w:val="0"/>
+              </w:rPr>
+              <w:t xml:space="preserve">пользователи сайта;</w:t>
+            </w:r>
+          </w:p>
+        </w:tc>
+        <w:tc>
+          <w:tcPr>
+            <w:tcBorders>
+              <w:top w:color="000000" w:space="0" w:sz="4" w:val="single"/>
+              <w:left w:color="000000" w:space="0" w:sz="4" w:val="single"/>
+              <w:bottom w:color="000000" w:space="0" w:sz="4" w:val="single"/>
+              <w:right w:color="000000" w:space="0" w:sz="4" w:val="single"/>
+            </w:tcBorders>
+            <w:tcMar>
+              <w:top w:w="0.0" w:type="dxa"/>
+              <w:left w:w="115.0" w:type="dxa"/>
+              <w:bottom w:w="0.0" w:type="dxa"/>
+              <w:right w:w="115.0" w:type="dxa"/>
+            </w:tcMar>
+          </w:tcPr>
+          <w:p>
+            <w:pPr>
+              <w:tabs>
+                <w:tab w:val="left" w:leader="none" w:pos="709"/>
+              </w:tabs>
+              <w:spacing w:line="276" w:lineRule="auto"/>
+              <w:jc w:val="center"/>
+              <w:rPr>
+                <w:sz w:val="20"/>
+                <w:szCs w:val="20"/>
+              </w:rPr>
+            </w:pPr>
+            <w:r>
+              <w:rPr>
+                <w:sz w:val="20"/>
+                <w:szCs w:val="20"/>
+                <w:rtl w:val="0"/>
+              </w:rPr>
+              <w:t xml:space="preserve">электронная почта;</w:t>
+            </w:r>
+          </w:p>
+        </w:tc>
+        <w:tc>
+          <w:tcPr>
+            <w:tcBorders>
+              <w:top w:color="000000" w:space="0" w:sz="4" w:val="single"/>
+              <w:left w:color="000000" w:space="0" w:sz="4" w:val="single"/>
+              <w:bottom w:color="000000" w:space="0" w:sz="4" w:val="single"/>
+              <w:right w:color="000000" w:space="0" w:sz="4" w:val="single"/>
+            </w:tcBorders>
+            <w:tcMar>
+              <w:top w:w="0.0" w:type="dxa"/>
+              <w:left w:w="115.0" w:type="dxa"/>
+              <w:bottom w:w="0.0" w:type="dxa"/>
+              <w:right w:w="115.0" w:type="dxa"/>
+            </w:tcMar>
+          </w:tcPr>
+          <w:p>
+            <w:pPr>
+              <w:jc w:val="center"/>
+              <w:rPr>
+                <w:sz w:val="20"/>
+                <w:szCs w:val="20"/>
+              </w:rPr>
+            </w:pPr>
+            <w:r>
+              <w:rPr>
+                <w:sz w:val="20"/>
+                <w:szCs w:val="20"/>
+                <w:rtl w:val="0"/>
+              </w:rPr>
+              <w:t xml:space="preserve">Автоматизированная</w:t>
+            </w:r>
+          </w:p>
+        </w:tc>
+        <w:tc>
+          <w:tcPr>
+            <w:tcBorders>
+              <w:top w:color="000000" w:space="0" w:sz="4" w:val="single"/>
+              <w:left w:color="000000" w:space="0" w:sz="4" w:val="single"/>
+              <w:bottom w:color="000000" w:space="0" w:sz="4" w:val="single"/>
+              <w:right w:color="000000" w:space="0" w:sz="4" w:val="single"/>
+            </w:tcBorders>
+            <w:tcMar>
+              <w:top w:w="0.0" w:type="dxa"/>
+              <w:left w:w="115.0" w:type="dxa"/>
+              <w:bottom w:w="0.0" w:type="dxa"/>
+              <w:right w:w="115.0" w:type="dxa"/>
+            </w:tcMar>
+          </w:tcPr>
+          <w:p>
+            <w:pPr>
+              <w:jc w:val="center"/>
+              <w:rPr>
+                <w:sz w:val="20"/>
+                <w:szCs w:val="20"/>
+              </w:rPr>
+            </w:pPr>
+            <w:r>
+              <w:rPr>
+                <w:sz w:val="20"/>
+                <w:szCs w:val="20"/>
+                <w:rtl w:val="0"/>
+              </w:rPr>
+              <w:t xml:space="preserve">Персональные данные обрабатываются до достижения цели обработки</w:t>
+            </w:r>
+          </w:p>
+        </w:tc>
+        <w:tc>
+          <w:tcPr>
+            <w:tcBorders>
+              <w:top w:color="000000" w:space="0" w:sz="4" w:val="single"/>
+              <w:left w:color="000000" w:space="0" w:sz="4" w:val="single"/>
+              <w:bottom w:color="000000" w:space="0" w:sz="4" w:val="single"/>
+              <w:right w:color="000000" w:space="0" w:sz="4" w:val="single"/>
+            </w:tcBorders>
+            <w:tcMar>
+              <w:top w:w="0.0" w:type="dxa"/>
+              <w:left w:w="115.0" w:type="dxa"/>
+              <w:bottom w:w="0.0" w:type="dxa"/>
+              <w:right w:w="115.0" w:type="dxa"/>
+            </w:tcMar>
+          </w:tcPr>
+          <w:p>
+            <w:pPr>
+              <w:jc w:val="center"/>
+              <w:rPr>
+                <w:sz w:val="20"/>
+                <w:szCs w:val="20"/>
+              </w:rPr>
+            </w:pPr>
+            <w:r>
+              <w:rPr>
+                <w:sz w:val="20"/>
+                <w:szCs w:val="20"/>
+                <w:rtl w:val="0"/>
+              </w:rPr>
+              <w:t xml:space="preserve">Персональные данные подлежат уничтожению по достижении целей обработки или в случае утраты необходимости в их достижении</w:t>
+            </w:r>
+          </w:p>
+        </w:tc>
+      </w:tr>
+      <w:tr>
+        <w:trPr>
+          <w:cantSplit w:val="0"/>
+          <w:tblHeader w:val="0"/>
+        </w:trPr>
+        <w:tc>
+          <w:tcPr>
+            <w:tcBorders>
+              <w:top w:color="000000" w:space="0" w:sz="4" w:val="single"/>
+              <w:left w:color="000000" w:space="0" w:sz="4" w:val="single"/>
+              <w:bottom w:color="000000" w:space="0" w:sz="4" w:val="single"/>
+              <w:right w:color="000000" w:space="0" w:sz="4" w:val="single"/>
+            </w:tcBorders>
+            <w:tcMar>
+              <w:top w:w="0.0" w:type="dxa"/>
+              <w:left w:w="115.0" w:type="dxa"/>
+              <w:bottom w:w="0.0" w:type="dxa"/>
+              <w:right w:w="115.0" w:type="dxa"/>
+            </w:tcMar>
+          </w:tcPr>
+          <w:p>
+            <w:pPr>
+              <w:pBdr>
+                <w:top w:space="0" w:sz="0" w:val="nil"/>
+                <w:left w:space="0" w:sz="0" w:val="nil"/>
+                <w:bottom w:space="0" w:sz="0" w:val="nil"/>
+                <w:right w:space="0" w:sz="0" w:val="nil"/>
+                <w:between w:space="0" w:sz="0" w:val="nil"/>
+              </w:pBdr>
+              <w:jc w:val="center"/>
+              <w:rPr>
+                <w:sz w:val="20"/>
+                <w:szCs w:val="20"/>
+              </w:rPr>
+            </w:pPr>
+            <w:r>
+              <w:rPr>
+                <w:sz w:val="20"/>
+                <w:szCs w:val="20"/>
+                <w:rtl w:val="0"/>
+              </w:rPr>
+              <w:t xml:space="preserve">6.</w:t>
+            </w:r>
+          </w:p>
+        </w:tc>
+        <w:tc>
+          <w:tcPr>
+            <w:tcBorders>
+              <w:top w:color="000000" w:space="0" w:sz="4" w:val="single"/>
+              <w:left w:color="000000" w:space="0" w:sz="4" w:val="single"/>
+              <w:bottom w:color="000000" w:space="0" w:sz="4" w:val="single"/>
+              <w:right w:color="000000" w:space="0" w:sz="4" w:val="single"/>
+            </w:tcBorders>
+            <w:tcMar>
+              <w:top w:w="0.0" w:type="dxa"/>
+              <w:left w:w="115.0" w:type="dxa"/>
+              <w:bottom w:w="0.0" w:type="dxa"/>
+              <w:right w:w="115.0" w:type="dxa"/>
+            </w:tcMar>
+          </w:tcPr>
+          <w:p>
+            <w:pPr>
+              <w:pBdr>
+                <w:top w:space="0" w:sz="0" w:val="nil"/>
+                <w:left w:space="0" w:sz="0" w:val="nil"/>
+                <w:bottom w:space="0" w:sz="0" w:val="nil"/>
+                <w:right w:space="0" w:sz="0" w:val="nil"/>
+                <w:between w:space="0" w:sz="0" w:val="nil"/>
+              </w:pBdr>
+              <w:jc w:val="center"/>
+              <w:rPr>
+                <w:b w:val="1"/>
+                <w:bCs w:val="1"/>
+                <w:sz w:val="20"/>
+                <w:szCs w:val="20"/>
+              </w:rPr>
+            </w:pPr>
+            <w:r>
+              <w:rPr>
+                <w:b w:val="1"/>
+                <w:bCs w:val="1"/>
+                <w:sz w:val="20"/>
+                <w:szCs w:val="20"/>
+                <w:rtl w:val="0"/>
+              </w:rPr>
+              <w:t xml:space="preserve">оказание информационных услуг Оператором</w:t>
+            </w:r>
+          </w:p>
+        </w:tc>
+        <w:tc>
+          <w:tcPr>
+            <w:tcBorders>
+              <w:top w:color="000000" w:space="0" w:sz="4" w:val="single"/>
+              <w:left w:color="000000" w:space="0" w:sz="4" w:val="single"/>
+              <w:bottom w:color="000000" w:space="0" w:sz="4" w:val="single"/>
+              <w:right w:color="000000" w:space="0" w:sz="4" w:val="single"/>
+            </w:tcBorders>
+            <w:tcMar>
+              <w:top w:w="0.0" w:type="dxa"/>
+              <w:left w:w="115.0" w:type="dxa"/>
+              <w:bottom w:w="0.0" w:type="dxa"/>
+              <w:right w:w="115.0" w:type="dxa"/>
+            </w:tcMar>
+          </w:tcPr>
+          <w:p>
+            <w:pPr>
+              <w:jc w:val="center"/>
+              <w:rPr>
+                <w:sz w:val="20"/>
+                <w:szCs w:val="20"/>
+              </w:rPr>
+            </w:pPr>
+            <w:r>
+              <w:rPr>
+                <w:sz w:val="20"/>
+                <w:szCs w:val="20"/>
+                <w:rtl w:val="0"/>
+              </w:rPr>
+              <w:t xml:space="preserve">пользователи сайта;</w:t>
+            </w:r>
+          </w:p>
+          <w:p>
+            <w:pPr>
+              <w:jc w:val="center"/>
+              <w:rPr>
+                <w:sz w:val="20"/>
+                <w:szCs w:val="20"/>
+              </w:rPr>
+            </w:pPr>
+            <w:r>
+              <w:rPr>
+                <w:rtl w:val="0"/>
+              </w:rPr>
+            </w:r>
+          </w:p>
+          <w:p>
+            <w:pPr>
+              <w:jc w:val="center"/>
+              <w:rPr>
+                <w:sz w:val="20"/>
+                <w:szCs w:val="20"/>
+              </w:rPr>
+            </w:pPr>
+            <w:r>
+              <w:rPr>
+                <w:sz w:val="20"/>
+                <w:szCs w:val="20"/>
+                <w:rtl w:val="0"/>
+              </w:rPr>
+              <w:t xml:space="preserve">клиенты;</w:t>
+            </w:r>
+          </w:p>
+        </w:tc>
+        <w:tc>
+          <w:tcPr>
+            <w:tcBorders>
+              <w:top w:color="000000" w:space="0" w:sz="4" w:val="single"/>
+              <w:left w:color="000000" w:space="0" w:sz="4" w:val="single"/>
+              <w:bottom w:color="000000" w:space="0" w:sz="4" w:val="single"/>
+              <w:right w:color="000000" w:space="0" w:sz="4" w:val="single"/>
+            </w:tcBorders>
+            <w:tcMar>
+              <w:top w:w="0.0" w:type="dxa"/>
+              <w:left w:w="115.0" w:type="dxa"/>
+              <w:bottom w:w="0.0" w:type="dxa"/>
+              <w:right w:w="115.0" w:type="dxa"/>
+            </w:tcMar>
+          </w:tcPr>
+          <w:p>
+            <w:pPr>
+              <w:tabs>
+                <w:tab w:val="left" w:leader="none" w:pos="709"/>
+              </w:tabs>
+              <w:spacing w:line="276" w:lineRule="auto"/>
+              <w:jc w:val="center"/>
+              <w:rPr>
+                <w:sz w:val="20"/>
+                <w:szCs w:val="20"/>
+              </w:rPr>
+            </w:pPr>
+            <w:r>
+              <w:rPr>
+                <w:sz w:val="20"/>
+                <w:szCs w:val="20"/>
+                <w:rtl w:val="0"/>
+              </w:rPr>
+              <w:t xml:space="preserve">фамилия, имя, отчество;</w:t>
+            </w:r>
+          </w:p>
+          <w:p>
+            <w:pPr>
+              <w:tabs>
+                <w:tab w:val="left" w:leader="none" w:pos="709"/>
+              </w:tabs>
+              <w:spacing w:line="276" w:lineRule="auto"/>
+              <w:jc w:val="center"/>
+              <w:rPr>
+                <w:sz w:val="20"/>
+                <w:szCs w:val="20"/>
+              </w:rPr>
+            </w:pPr>
+            <w:r>
+              <w:rPr>
+                <w:sz w:val="20"/>
+                <w:szCs w:val="20"/>
+                <w:rtl w:val="0"/>
+              </w:rPr>
+              <w:t xml:space="preserve">адрес регистрации;</w:t>
+            </w:r>
+          </w:p>
+          <w:p>
+            <w:pPr>
+              <w:tabs>
+                <w:tab w:val="left" w:leader="none" w:pos="709"/>
+              </w:tabs>
+              <w:spacing w:line="276" w:lineRule="auto"/>
+              <w:jc w:val="center"/>
+              <w:rPr>
+                <w:sz w:val="20"/>
+                <w:szCs w:val="20"/>
+              </w:rPr>
+            </w:pPr>
+            <w:r>
+              <w:rPr>
+                <w:sz w:val="20"/>
+                <w:szCs w:val="20"/>
+                <w:rtl w:val="0"/>
+              </w:rPr>
+              <w:t xml:space="preserve">адрес проживания;</w:t>
+            </w:r>
+          </w:p>
+          <w:p>
+            <w:pPr>
+              <w:tabs>
+                <w:tab w:val="left" w:leader="none" w:pos="709"/>
+              </w:tabs>
+              <w:spacing w:line="276" w:lineRule="auto"/>
+              <w:jc w:val="center"/>
+              <w:rPr>
+                <w:sz w:val="20"/>
+                <w:szCs w:val="20"/>
+              </w:rPr>
+            </w:pPr>
+            <w:r>
+              <w:rPr>
+                <w:sz w:val="20"/>
+                <w:szCs w:val="20"/>
+                <w:rtl w:val="0"/>
+              </w:rPr>
+              <w:t xml:space="preserve">электронная почта;</w:t>
+            </w:r>
+          </w:p>
+          <w:p>
+            <w:pPr>
+              <w:tabs>
+                <w:tab w:val="left" w:leader="none" w:pos="709"/>
+              </w:tabs>
+              <w:spacing w:line="276" w:lineRule="auto"/>
+              <w:jc w:val="center"/>
+              <w:rPr>
+                <w:sz w:val="20"/>
+                <w:szCs w:val="20"/>
+              </w:rPr>
+            </w:pPr>
+            <w:r>
+              <w:rPr>
+                <w:sz w:val="20"/>
+                <w:szCs w:val="20"/>
+                <w:rtl w:val="0"/>
+              </w:rPr>
+              <w:t xml:space="preserve">номер телефона;</w:t>
             </w:r>
           </w:p>
         </w:tc>
